--- a/document_templates/russian_library/Исковые_заявления/Возмещение_вреда_и_страховые_споры/шаблон_Исковое_заявление_по_факту_порчи_имущества.docx
+++ b/document_templates/russian_library/Исковые_заявления/Возмещение_вреда_и_страховые_споры/шаблон_Исковое_заявление_по_факту_порчи_имущества.docx
@@ -51,7 +51,6 @@
           <w:lang w:val="en-US"/>
         </w:rPr>
       </w:pPr>
-      <w:proofErr w:type="gramStart"/>
       <w:r>
         <w:rPr>
           <w:rFonts w:ascii="Times New Roman" w:hAnsi="Times New Roman" w:cs="Times New Roman"/>
@@ -59,7 +58,7 @@
           <w:szCs w:val="24"/>
           <w:lang w:val="en-US"/>
         </w:rPr>
-        <w:t>{{ court_w_t_w_r_w_prooferr_w_type_gramend_w_r_w_rpr_w_rfonts_w_ascii_times_new_roman_w_hansi_times_new_roman_w_cs_times_new_roman_w_sz_w_val_24_w_szcs_w_val_24_w_lang_w_val_en_us_w_rpr_w_t_xml_space_preserve_address }}</w:t>
+        <w:t>{{ court_address }}</w:t>
       </w:r>
     </w:p>
     <w:p>
@@ -94,7 +93,7 @@
           <w:sz w:val="24"/>
           <w:szCs w:val="24"/>
         </w:rPr>
-        <w:t xml:space="preserve">{{ w_t_w_r_w_r_w_rsidr_006b728d_w_rpr_w_rfonts_w_ascii_times_new_roman_w_hansi_times_new_roman_w_cs_times_new_roman_w_sz_w_val_24_w_szcs_w_val_24_w_lang_w_val_en_us_w_rpr_w_t_plaintiff_w_t_w_r_w_r_w_rsidr_006b728d_w_rsidrpr_006b728d_w_rpr_w_rfonts_w_ascii_times_new_roman_w_hansi_times_new_roman_w_cs_times_new_roman_w_sz_w_val_24_w_szcs_w_val_24_w_rpr_w_t_xml_space_preserve }}</w:t>
+        <w:t xml:space="preserve">{{ plaintiff }}</w:t>
       </w:r>
     </w:p>
     <w:p>
@@ -145,7 +144,7 @@
           <w:sz w:val="24"/>
           <w:szCs w:val="24"/>
         </w:rPr>
-        <w:t xml:space="preserve">{{ w_t_w_r_w_r_w_rsidr_006b728d_w_rpr_w_rfonts_w_ascii_times_new_roman_w_hansi_times_new_roman_w_cs_times_new_roman_w_sz_w_val_24_w_szcs_w_val_24_w_lang_w_val_en_us_w_rpr_w_t_plaintiff_w_t_w_r_w_r_w_rsidr_006b728d_w_rsidrpr_006b728d_w_rpr_w_rfonts_w_ascii_times_new_roman_w_hansi_times_new_roman_w_cs_times_new_roman_w_sz_w_val_24_w_szcs_w_val_24_w_rpr_w_t_xml_space_preserve_w_t_w_r_w_r_w_rsidr_006b728d_w_rpr_w_rfonts_w_ascii_times_new_roman_w_hansi_times_new_roman_w_cs_times_new_roman_w_sz_w_val_24_w_szcs_w_val_24_w_lang_w_val_en_us_w_rpr_w_t_representative_w_t_w_r_w_r_w_rsidr_006b728d_w_rsidrpr_006b728d_w_rpr_w_rfonts_w_ascii_times_new_roman_w_hansi_times_new_roman_w_cs_times_new_roman_w_sz_w_val_24_w_szcs_w_val_24_w_rpr_w_t_xml_space_preserve }}</w:t>
+        <w:t xml:space="preserve">{{ plaintiff_representative }}</w:t>
       </w:r>
     </w:p>
     <w:p>
@@ -172,7 +171,7 @@
           <w:sz w:val="24"/>
           <w:szCs w:val="24"/>
         </w:rPr>
-        <w:t xml:space="preserve"> {{ w_t_w_r_w_r_w_rsidr_006b728d_w_rpr_w_rfonts_w_ascii_times_new_roman_w_hansi_times_new_roman_w_cs_times_new_roman_w_sz_w_val_24_w_szcs_w_val_24_w_lang_w_val_en_us_w_rpr_w_t_defendant_w_t_w_r_w_r_w_rsidr_006b728d_w_rsidrpr_006b728d_w_rpr_w_rfonts_w_ascii_times_new_roman_w_hansi_times_new_roman_w_cs_times_new_roman_w_sz_w_val_24_w_szcs_w_val_24_w_rpr_w_t_xml_space_preserve }}</w:t>
+        <w:t xml:space="preserve"> {{ defendant }}</w:t>
       </w:r>
     </w:p>
     <w:p>
@@ -191,7 +190,7 @@
           <w:sz w:val="24"/>
           <w:szCs w:val="24"/>
         </w:rPr>
-        <w:t xml:space="preserve">{{ w_t_w_r_w_r_w_rpr_w_rfonts_w_ascii_times_new_roman_w_hansi_times_new_roman_w_cs_times_new_roman_w_sz_w_val_24_w_szcs_w_val_24_w_lang_w_val_en_us_w_rpr_w_t_defendant_w_t_w_r_w_r_w_rsidrpr_006b728d_w_rpr_w_rfonts_w_ascii_times_new_roman_w_hansi_times_new_roman_w_cs_times_new_roman_w_sz_w_val_24_w_szcs_w_val_24_w_rpr_w_t_xml_space_preserve_w_t_w_r_w_r_w_rpr_w_rfonts_w_ascii_times_new_roman_w_hansi_times_new_roman_w_cs_times_new_roman_w_sz_w_val_24_w_szcs_w_val_24_w_lang_w_val_en_us_w_rpr_w_t_id }}</w:t>
+        <w:t xml:space="preserve">{{ defendant }}</w:t>
       </w:r>
     </w:p>
     <w:p>
@@ -235,7 +234,7 @@
           <w:sz w:val="24"/>
           <w:szCs w:val="24"/>
         </w:rPr>
-        <w:t xml:space="preserve">{{ w_t_w_r_w_r_w_rsidr_006b728d_w_rpr_w_rfonts_w_ascii_times_new_roman_w_hansi_times_new_roman_w_cs_times_new_roman_w_sz_w_val_24_w_szcs_w_val_24_w_lang_w_val_en_us_w_rpr_w_t_plaintiff_w_t_w_r_w_r_w_rsidr_006b728d_w_rsidrpr_006b728d_w_rpr_w_rfonts_w_ascii_times_new_roman_w_hansi_times_new_roman_w_cs_times_new_roman_w_sz_w_val_24_w_szcs_w_val_24_w_rpr_w_t_xml_space_preserve }}</w:t>
+        <w:t xml:space="preserve">{{ plaintiff }}</w:t>
       </w:r>
       <w:r>
         <w:rPr>
@@ -251,7 +250,7 @@
           <w:sz w:val="24"/>
           <w:szCs w:val="24"/>
         </w:rPr>
-        <w:t xml:space="preserve">{{ w_t_w_r_w_r_w_rsidr_006b728d_w_rpr_w_rfonts_w_ascii_times_new_roman_w_hansi_times_new_roman_w_cs_times_new_roman_w_sz_w_val_24_w_szcs_w_val_24_w_lang_w_val_en_us_w_rpr_w_t_incident_w_t_w_r_w_r_w_rsidr_006b728d_w_rsidrpr_006b728d_w_rpr_w_rfonts_w_ascii_times_new_roman_w_hansi_times_new_roman_w_cs_times_new_roman_w_sz_w_val_24_w_szcs_w_val_24_w_rpr_w_t_xml_space_preserve_w_t_w_r_w_r_w_rsidr_006b728d_w_rpr_w_rfonts_w_ascii_times_new_roman_w_hansi_times_new_roman_w_cs_times_new_roman_w_sz_w_val_24_w_szcs_w_val_24_w_lang_w_val_en_us_w_rpr_w_t_description }}.</w:t>
+        <w:t xml:space="preserve">{{ incident }}.</w:t>
       </w:r>
     </w:p>
     <w:p>
@@ -318,7 +317,7 @@
           <w:sz w:val="24"/>
           <w:szCs w:val="24"/>
         </w:rPr>
-        <w:t xml:space="preserve">{{ w_t_w_r_w_r_w_rsidr_006b728d_w_rpr_w_rfonts_w_ascii_times_new_roman_w_hansi_times_new_roman_w_cs_times_new_roman_w_sz_w_val_24_w_szcs_w_val_24_w_lang_w_val_en_us_w_rpr_w_t_defendant_w_t_w_r_w_r_w_rsidr_006b728d_w_rsidrpr_006b728d_w_rpr_w_rfonts_w_ascii_times_new_roman_w_hansi_times_new_roman_w_cs_times_new_roman_w_sz_w_val_24_w_szcs_w_val_24_w_rpr_w_t_xml_space_preserve }}</w:t>
+        <w:t xml:space="preserve">{{ defendant }}</w:t>
       </w:r>
       <w:r>
         <w:rPr>
@@ -334,7 +333,7 @@
           <w:sz w:val="24"/>
           <w:szCs w:val="24"/>
         </w:rPr>
-        <w:t xml:space="preserve">{{ w_t_w_r_w_r_w_rsidr_006b728d_w_rpr_w_rfonts_w_ascii_times_new_roman_w_hansi_times_new_roman_w_cs_times_new_roman_w_sz_w_val_24_w_szcs_w_val_24_w_lang_w_val_en_us_w_rpr_w_t_damage_w_t_w_r_w_r_w_rsidr_006b728d_w_rsidrpr_006b728d_w_rpr_w_rfonts_w_ascii_times_new_roman_w_hansi_times_new_roman_w_cs_times_new_roman_w_sz_w_val_24_w_szcs_w_val_24_w_rpr_w_t_xml_space_preserve_w_t_w_r_w_r_w_rsidr_006b728d_w_rpr_w_rfonts_w_ascii_times_new_roman_w_hansi_times_new_roman_w_cs_times_new_roman_w_sz_w_val_24_w_szcs_w_val_24_w_lang_w_val_en_us_w_rpr_w_t_moral_w_t_w_r_w_r_w_rsidr_006b728d_w_rsidrpr_006b728d_w_rpr_w_rfonts_w_ascii_times_new_roman_w_hansi_times_new_roman_w_cs_times_new_roman_w_sz_w_val_24_w_szcs_w_val_24_w_rpr_w_t_xml_space_preserve_w_t_w_r_w_r_w_rsidr_006b728d_w_rpr_w_rfonts_w_ascii_times_new_roman_w_hansi_times_new_roman_w_cs_times_new_roman_w_sz_w_val_24_w_szcs_w_val_24_w_lang_w_val_en_us_w_rpr_w_t_amount_w_t_w_r_w_r_w_rsidr_006b728d_w_rsidrpr_006b728d_w_rpr_w_rfonts_w_ascii_times_new_roman_w_hansi_times_new_roman_w_cs_times_new_roman_w_sz_w_val_24_w_szcs_w_val_24_w_rpr_w_t_xml_space_preserve }}</w:t>
+        <w:t xml:space="preserve">{{ damage_moral_amount }}</w:t>
       </w:r>
       <w:r>
         <w:rPr>
@@ -373,7 +372,7 @@
           <w:sz w:val="24"/>
           <w:szCs w:val="24"/>
         </w:rPr>
-        <w:t xml:space="preserve">{{ w_t_w_r_w_r_w_rsidr_006b728d_w_rpr_w_rfonts_w_ascii_times_new_roman_w_hansi_times_new_roman_w_cs_times_new_roman_w_sz_w_val_24_w_szcs_w_val_24_w_lang_w_val_en_us_w_rpr_w_t_defendant_w_t_w_r_w_r_w_rsidr_006b728d_w_rsidrpr_006b728d_w_rpr_w_rfonts_w_ascii_times_new_roman_w_hansi_times_new_roman_w_cs_times_new_roman_w_sz_w_val_24_w_szcs_w_val_24_w_rpr_w_t_xml_space_preserve }}</w:t>
+        <w:t xml:space="preserve">{{ defendant }}</w:t>
       </w:r>
       <w:r>
         <w:rPr>
@@ -389,7 +388,7 @@
           <w:sz w:val="24"/>
           <w:szCs w:val="24"/>
         </w:rPr>
-        <w:t xml:space="preserve">{{ w_t_w_r_w_r_w_rsidr_006b728d_w_rpr_w_rfonts_w_ascii_times_new_roman_w_hansi_times_new_roman_w_cs_times_new_roman_w_sz_w_val_24_w_szcs_w_val_24_w_lang_w_val_en_us_w_rpr_w_t_secondary_w_t_w_r_w_r_w_rsidr_006b728d_w_rsidrpr_006b728d_w_rpr_w_rfonts_w_ascii_times_new_roman_w_hansi_times_new_roman_w_cs_times_new_roman_w_sz_w_val_24_w_szcs_w_val_24_w_rpr_w_t_xml_space_preserve_w_t_w_r_w_r_w_rsidr_006b728d_w_rpr_w_rfonts_w_ascii_times_new_roman_w_hansi_times_new_roman_w_cs_times_new_roman_w_sz_w_val_24_w_szcs_w_val_24_w_lang_w_val_en_us_w_rpr_w_t_claim_w_t_w_r_w_r_w_rsidr_006b728d_w_rsidrpr_006b728d_w_rpr_w_rfonts_w_ascii_times_new_roman_w_hansi_times_new_roman_w_cs_times_new_roman_w_sz_w_val_24_w_szcs_w_val_24_w_rpr_w_t_xml_space_preserve_w_t_w_r_w_r_w_rsidr_006b728d_w_rpr_w_rfonts_w_ascii_times_new_roman_w_hansi_times_new_roman_w_cs_times_new_roman_w_sz_w_val_24_w_szcs_w_val_24_w_lang_w_val_en_us_w_rpr_w_t_amount_w_t_w_r_w_r_w_rsidr_006b728d_w_rsidrpr_006b728d_w_rpr_w_rfonts_w_ascii_times_new_roman_w_hansi_times_new_roman_w_cs_times_new_roman_w_sz_w_val_24_w_szcs_w_val_24_w_rpr_w_t_xml_space_preserve }}</w:t>
+        <w:t xml:space="preserve">{{ secondary_claim_amount }}</w:t>
       </w:r>
       <w:r>
         <w:rPr>
